--- a/momo_content_calendar_30day.docx
+++ b/momo_content_calendar_30day.docx
@@ -8,7 +8,7 @@
         <w:pStyle w:val="MdHeading1"/>
       </w:pPr>
       <w:r>
-        <w:t xml:space="preserve">虛擬人物「小黑」30天社群媒體內容排程</w:t>
+        <w:t xml:space="preserve">虛擬人物「默默」30天社群媒體內容排程</w:t>
       </w:r>
     </w:p>
     <w:p>
@@ -16,7 +16,7 @@
         <w:pStyle w:val="MdParagraph"/>
       </w:pPr>
       <w:r>
-        <w:t xml:space="preserve">本排程旨在為虛擬人物「小黑」的社群媒體帳號提供為期30天的內容規劃，以建立其活潑、療癒的形象，並有效吸引目標受眾。</w:t>
+        <w:t xml:space="preserve">本排程旨在為虛擬人物「默默」的社群媒體帳號提供為期30天的內容規劃，以建立其活潑、療癒的形象，並有效吸引目標受眾。</w:t>
       </w:r>
     </w:p>
     <w:p>
@@ -71,7 +71,7 @@
         <w:t xml:space="preserve">視覺優先</w:t>
       </w:r>
       <w:r>
-        <w:t xml:space="preserve">：強調高品質寫實風格圖片與短影片，捕捉小黑的動態與表情。</w:t>
+        <w:t xml:space="preserve">：強調高品質寫實風格圖片與短影片，捕捉默默的動態與表情。</w:t>
       </w:r>
     </w:p>
     <w:p>
@@ -363,45 +363,45 @@
               <w:pStyle w:val="MdTableCell"/>
             </w:pPr>
             <w:r>
-              <w:t xml:space="preserve">小黑在台北101前的自我介紹，展現活潑個性。</w:t>
-            </w:r>
-          </w:p>
-        </w:tc>
-        <w:tc>
-          <w:tcPr>
-            <w:tcMar>
-              <w:top w:type="dxa" w:w="80"/>
-              <w:left w:type="dxa" w:w="120"/>
-              <w:bottom w:type="dxa" w:w="80"/>
-              <w:right w:type="dxa" w:w="120"/>
-            </w:tcMar>
-            <w:vAlign w:val="center"/>
-          </w:tcPr>
-          <w:p>
-            <w:pPr>
-              <w:pStyle w:val="MdTableCell"/>
-            </w:pPr>
-            <w:r>
-              <w:t xml:space="preserve">小黑在台北101前吐舌微笑的特寫。</w:t>
-            </w:r>
-          </w:p>
-        </w:tc>
-        <w:tc>
-          <w:tcPr>
-            <w:tcMar>
-              <w:top w:type="dxa" w:w="80"/>
-              <w:left w:type="dxa" w:w="120"/>
-              <w:bottom w:type="dxa" w:w="80"/>
-              <w:right w:type="dxa" w:w="120"/>
-            </w:tcMar>
-            <w:vAlign w:val="center"/>
-          </w:tcPr>
-          <w:p>
-            <w:pPr>
-              <w:pStyle w:val="MdTableCell"/>
-            </w:pPr>
-            <w:r>
-              <w:t xml:space="preserve">「哈囉！我是小黑，你/妳好嗎？」</w:t>
+              <w:t xml:space="preserve">默默在台北101前的自我介紹，展現活潑個性。</w:t>
+            </w:r>
+          </w:p>
+        </w:tc>
+        <w:tc>
+          <w:tcPr>
+            <w:tcMar>
+              <w:top w:type="dxa" w:w="80"/>
+              <w:left w:type="dxa" w:w="120"/>
+              <w:bottom w:type="dxa" w:w="80"/>
+              <w:right w:type="dxa" w:w="120"/>
+            </w:tcMar>
+            <w:vAlign w:val="center"/>
+          </w:tcPr>
+          <w:p>
+            <w:pPr>
+              <w:pStyle w:val="MdTableCell"/>
+            </w:pPr>
+            <w:r>
+              <w:t xml:space="preserve">默默在台北101前吐舌微笑的特寫。</w:t>
+            </w:r>
+          </w:p>
+        </w:tc>
+        <w:tc>
+          <w:tcPr>
+            <w:tcMar>
+              <w:top w:type="dxa" w:w="80"/>
+              <w:left w:type="dxa" w:w="120"/>
+              <w:bottom w:type="dxa" w:w="80"/>
+              <w:right w:type="dxa" w:w="120"/>
+            </w:tcMar>
+            <w:vAlign w:val="center"/>
+          </w:tcPr>
+          <w:p>
+            <w:pPr>
+              <w:pStyle w:val="MdTableCell"/>
+            </w:pPr>
+            <w:r>
+              <w:t xml:space="preserve">「哈囉！我是默默，你/妳好嗎？」</w:t>
             </w:r>
           </w:p>
         </w:tc>
@@ -494,26 +494,26 @@
               <w:pStyle w:val="MdTableCell"/>
             </w:pPr>
             <w:r>
-              <w:t xml:space="preserve">小黑在信義區街頭散步，展現城市生活感。</w:t>
-            </w:r>
-          </w:p>
-        </w:tc>
-        <w:tc>
-          <w:tcPr>
-            <w:tcMar>
-              <w:top w:type="dxa" w:w="80"/>
-              <w:left w:type="dxa" w:w="120"/>
-              <w:bottom w:type="dxa" w:w="80"/>
-              <w:right w:type="dxa" w:w="120"/>
-            </w:tcMar>
-            <w:vAlign w:val="center"/>
-          </w:tcPr>
-          <w:p>
-            <w:pPr>
-              <w:pStyle w:val="MdTableCell"/>
-            </w:pPr>
-            <w:r>
-              <w:t xml:space="preserve">小黑在信義區街頭回頭看鏡頭的寫真。</w:t>
+              <w:t xml:space="preserve">默默在信義區街頭散步，展現城市生活感。</w:t>
+            </w:r>
+          </w:p>
+        </w:tc>
+        <w:tc>
+          <w:tcPr>
+            <w:tcMar>
+              <w:top w:type="dxa" w:w="80"/>
+              <w:left w:type="dxa" w:w="120"/>
+              <w:bottom w:type="dxa" w:w="80"/>
+              <w:right w:type="dxa" w:w="120"/>
+            </w:tcMar>
+            <w:vAlign w:val="center"/>
+          </w:tcPr>
+          <w:p>
+            <w:pPr>
+              <w:pStyle w:val="MdTableCell"/>
+            </w:pPr>
+            <w:r>
+              <w:t xml:space="preserve">默默在信義區街頭回頭看鏡頭的寫真。</w:t>
             </w:r>
           </w:p>
         </w:tc>
@@ -625,26 +625,26 @@
               <w:pStyle w:val="MdTableCell"/>
             </w:pPr>
             <w:r>
-              <w:t xml:space="preserve">小黑在大安森林公園玩飛盤，享受戶外樂趣。</w:t>
-            </w:r>
-          </w:p>
-        </w:tc>
-        <w:tc>
-          <w:tcPr>
-            <w:tcMar>
-              <w:top w:type="dxa" w:w="80"/>
-              <w:left w:type="dxa" w:w="120"/>
-              <w:bottom w:type="dxa" w:w="80"/>
-              <w:right w:type="dxa" w:w="120"/>
-            </w:tcMar>
-            <w:vAlign w:val="center"/>
-          </w:tcPr>
-          <w:p>
-            <w:pPr>
-              <w:pStyle w:val="MdTableCell"/>
-            </w:pPr>
-            <w:r>
-              <w:t xml:space="preserve">小黑在大安森林公園跳躍接飛盤的動態寫真。</w:t>
+              <w:t xml:space="preserve">默默在大安森林公園玩飛盤，享受戶外樂趣。</w:t>
+            </w:r>
+          </w:p>
+        </w:tc>
+        <w:tc>
+          <w:tcPr>
+            <w:tcMar>
+              <w:top w:type="dxa" w:w="80"/>
+              <w:left w:type="dxa" w:w="120"/>
+              <w:bottom w:type="dxa" w:w="80"/>
+              <w:right w:type="dxa" w:w="120"/>
+            </w:tcMar>
+            <w:vAlign w:val="center"/>
+          </w:tcPr>
+          <w:p>
+            <w:pPr>
+              <w:pStyle w:val="MdTableCell"/>
+            </w:pPr>
+            <w:r>
+              <w:t xml:space="preserve">默默在大安森林公園跳躍接飛盤的動態寫真。</w:t>
             </w:r>
           </w:p>
         </w:tc>
@@ -756,26 +756,26 @@
               <w:pStyle w:val="MdTableCell"/>
             </w:pPr>
             <w:r>
-              <w:t xml:space="preserve">小黑在台北寵物友善咖啡廳戶外區享用點心。</w:t>
-            </w:r>
-          </w:p>
-        </w:tc>
-        <w:tc>
-          <w:tcPr>
-            <w:tcMar>
-              <w:top w:type="dxa" w:w="80"/>
-              <w:left w:type="dxa" w:w="120"/>
-              <w:bottom w:type="dxa" w:w="80"/>
-              <w:right w:type="dxa" w:w="120"/>
-            </w:tcMar>
-            <w:vAlign w:val="center"/>
-          </w:tcPr>
-          <w:p>
-            <w:pPr>
-              <w:pStyle w:val="MdTableCell"/>
-            </w:pPr>
-            <w:r>
-              <w:t xml:space="preserve">小黑在台北寵物友善咖啡廳戶外區乖巧等待點心的寫真。</w:t>
+              <w:t xml:space="preserve">默默在台北寵物友善咖啡廳戶外區享用點心。</w:t>
+            </w:r>
+          </w:p>
+        </w:tc>
+        <w:tc>
+          <w:tcPr>
+            <w:tcMar>
+              <w:top w:type="dxa" w:w="80"/>
+              <w:left w:type="dxa" w:w="120"/>
+              <w:bottom w:type="dxa" w:w="80"/>
+              <w:right w:type="dxa" w:w="120"/>
+            </w:tcMar>
+            <w:vAlign w:val="center"/>
+          </w:tcPr>
+          <w:p>
+            <w:pPr>
+              <w:pStyle w:val="MdTableCell"/>
+            </w:pPr>
+            <w:r>
+              <w:t xml:space="preserve">默默在台北寵物友善咖啡廳戶外區乖巧等待點心的寫真。</w:t>
             </w:r>
           </w:p>
         </w:tc>
@@ -887,26 +887,26 @@
               <w:pStyle w:val="MdTableCell"/>
             </w:pPr>
             <w:r>
-              <w:t xml:space="preserve">小黑在台北寵物友善商店學習新知識。</w:t>
-            </w:r>
-          </w:p>
-        </w:tc>
-        <w:tc>
-          <w:tcPr>
-            <w:tcMar>
-              <w:top w:type="dxa" w:w="80"/>
-              <w:left w:type="dxa" w:w="120"/>
-              <w:bottom w:type="dxa" w:w="80"/>
-              <w:right w:type="dxa" w:w="120"/>
-            </w:tcMar>
-            <w:vAlign w:val="center"/>
-          </w:tcPr>
-          <w:p>
-            <w:pPr>
-              <w:pStyle w:val="MdTableCell"/>
-            </w:pPr>
-            <w:r>
-              <w:t xml:space="preserve">小黑在台北寵物友善商店內好奇張望的寫真。</w:t>
+              <w:t xml:space="preserve">默默在台北寵物友善商店學習新知識。</w:t>
+            </w:r>
+          </w:p>
+        </w:tc>
+        <w:tc>
+          <w:tcPr>
+            <w:tcMar>
+              <w:top w:type="dxa" w:w="80"/>
+              <w:left w:type="dxa" w:w="120"/>
+              <w:bottom w:type="dxa" w:w="80"/>
+              <w:right w:type="dxa" w:w="120"/>
+            </w:tcMar>
+            <w:vAlign w:val="center"/>
+          </w:tcPr>
+          <w:p>
+            <w:pPr>
+              <w:pStyle w:val="MdTableCell"/>
+            </w:pPr>
+            <w:r>
+              <w:t xml:space="preserve">默默在台北寵物友善商店內好奇張望的寫真。</w:t>
             </w:r>
           </w:p>
         </w:tc>
@@ -1018,26 +1018,26 @@
               <w:pStyle w:val="MdTableCell"/>
             </w:pPr>
             <w:r>
-              <w:t xml:space="preserve">小黑在自家客廳發起表情包挑戰。</w:t>
-            </w:r>
-          </w:p>
-        </w:tc>
-        <w:tc>
-          <w:tcPr>
-            <w:tcMar>
-              <w:top w:type="dxa" w:w="80"/>
-              <w:left w:type="dxa" w:w="120"/>
-              <w:bottom w:type="dxa" w:w="80"/>
-              <w:right w:type="dxa" w:w="120"/>
-            </w:tcMar>
-            <w:vAlign w:val="center"/>
-          </w:tcPr>
-          <w:p>
-            <w:pPr>
-              <w:pStyle w:val="MdTableCell"/>
-            </w:pPr>
-            <w:r>
-              <w:t xml:space="preserve">小黑在家中客廳的各種搞怪表情組圖。</w:t>
+              <w:t xml:space="preserve">默默在自家客廳發起表情包挑戰。</w:t>
+            </w:r>
+          </w:p>
+        </w:tc>
+        <w:tc>
+          <w:tcPr>
+            <w:tcMar>
+              <w:top w:type="dxa" w:w="80"/>
+              <w:left w:type="dxa" w:w="120"/>
+              <w:bottom w:type="dxa" w:w="80"/>
+              <w:right w:type="dxa" w:w="120"/>
+            </w:tcMar>
+            <w:vAlign w:val="center"/>
+          </w:tcPr>
+          <w:p>
+            <w:pPr>
+              <w:pStyle w:val="MdTableCell"/>
+            </w:pPr>
+            <w:r>
+              <w:t xml:space="preserve">默默在家中客廳的各種搞怪表情組圖。</w:t>
             </w:r>
           </w:p>
         </w:tc>
@@ -1149,26 +1149,26 @@
               <w:pStyle w:val="MdTableCell"/>
             </w:pPr>
             <w:r>
-              <w:t xml:space="preserve">小黑在溫馨的家中，依偎在主人身邊。</w:t>
-            </w:r>
-          </w:p>
-        </w:tc>
-        <w:tc>
-          <w:tcPr>
-            <w:tcMar>
-              <w:top w:type="dxa" w:w="80"/>
-              <w:left w:type="dxa" w:w="120"/>
-              <w:bottom w:type="dxa" w:w="80"/>
-              <w:right w:type="dxa" w:w="120"/>
-            </w:tcMar>
-            <w:vAlign w:val="center"/>
-          </w:tcPr>
-          <w:p>
-            <w:pPr>
-              <w:pStyle w:val="MdTableCell"/>
-            </w:pPr>
-            <w:r>
-              <w:t xml:space="preserve">小黑在家中沙發上與主人互動的溫馨合照。</w:t>
+              <w:t xml:space="preserve">默默在溫馨的家中，依偎在主人身邊。</w:t>
+            </w:r>
+          </w:p>
+        </w:tc>
+        <w:tc>
+          <w:tcPr>
+            <w:tcMar>
+              <w:top w:type="dxa" w:w="80"/>
+              <w:left w:type="dxa" w:w="120"/>
+              <w:bottom w:type="dxa" w:w="80"/>
+              <w:right w:type="dxa" w:w="120"/>
+            </w:tcMar>
+            <w:vAlign w:val="center"/>
+          </w:tcPr>
+          <w:p>
+            <w:pPr>
+              <w:pStyle w:val="MdTableCell"/>
+            </w:pPr>
+            <w:r>
+              <w:t xml:space="preserve">默默在家中沙發上與主人互動的溫馨合照。</w:t>
             </w:r>
           </w:p>
         </w:tc>
@@ -1280,26 +1280,26 @@
               <w:pStyle w:val="MdTableCell"/>
             </w:pPr>
             <w:r>
-              <w:t xml:space="preserve">小黑在墾丁海邊玩沙或追逐海浪。</w:t>
-            </w:r>
-          </w:p>
-        </w:tc>
-        <w:tc>
-          <w:tcPr>
-            <w:tcMar>
-              <w:top w:type="dxa" w:w="80"/>
-              <w:left w:type="dxa" w:w="120"/>
-              <w:bottom w:type="dxa" w:w="80"/>
-              <w:right w:type="dxa" w:w="120"/>
-            </w:tcMar>
-            <w:vAlign w:val="center"/>
-          </w:tcPr>
-          <w:p>
-            <w:pPr>
-              <w:pStyle w:val="MdTableCell"/>
-            </w:pPr>
-            <w:r>
-              <w:t xml:space="preserve">小黑在墾丁沙灘上奔跑的影片。</w:t>
+              <w:t xml:space="preserve">默默在墾丁海邊玩沙或追逐海浪。</w:t>
+            </w:r>
+          </w:p>
+        </w:tc>
+        <w:tc>
+          <w:tcPr>
+            <w:tcMar>
+              <w:top w:type="dxa" w:w="80"/>
+              <w:left w:type="dxa" w:w="120"/>
+              <w:bottom w:type="dxa" w:w="80"/>
+              <w:right w:type="dxa" w:w="120"/>
+            </w:tcMar>
+            <w:vAlign w:val="center"/>
+          </w:tcPr>
+          <w:p>
+            <w:pPr>
+              <w:pStyle w:val="MdTableCell"/>
+            </w:pPr>
+            <w:r>
+              <w:t xml:space="preserve">默默在墾丁沙灘上奔跑的影片。</w:t>
             </w:r>
           </w:p>
         </w:tc>
@@ -1411,26 +1411,26 @@
               <w:pStyle w:val="MdTableCell"/>
             </w:pPr>
             <w:r>
-              <w:t xml:space="preserve">小黑在溫暖的陽台睡覺。</w:t>
-            </w:r>
-          </w:p>
-        </w:tc>
-        <w:tc>
-          <w:tcPr>
-            <w:tcMar>
-              <w:top w:type="dxa" w:w="80"/>
-              <w:left w:type="dxa" w:w="120"/>
-              <w:bottom w:type="dxa" w:w="80"/>
-              <w:right w:type="dxa" w:w="120"/>
-            </w:tcMar>
-            <w:vAlign w:val="center"/>
-          </w:tcPr>
-          <w:p>
-            <w:pPr>
-              <w:pStyle w:val="MdTableCell"/>
-            </w:pPr>
-            <w:r>
-              <w:t xml:space="preserve">小黑在陽台睡得香甜的特寫照片。</w:t>
+              <w:t xml:space="preserve">默默在溫暖的陽台睡覺。</w:t>
+            </w:r>
+          </w:p>
+        </w:tc>
+        <w:tc>
+          <w:tcPr>
+            <w:tcMar>
+              <w:top w:type="dxa" w:w="80"/>
+              <w:left w:type="dxa" w:w="120"/>
+              <w:bottom w:type="dxa" w:w="80"/>
+              <w:right w:type="dxa" w:w="120"/>
+            </w:tcMar>
+            <w:vAlign w:val="center"/>
+          </w:tcPr>
+          <w:p>
+            <w:pPr>
+              <w:pStyle w:val="MdTableCell"/>
+            </w:pPr>
+            <w:r>
+              <w:t xml:space="preserve">默默在陽台睡得香甜的特寫照片。</w:t>
             </w:r>
           </w:p>
         </w:tc>
@@ -1542,26 +1542,26 @@
               <w:pStyle w:val="MdTableCell"/>
             </w:pPr>
             <w:r>
-              <w:t xml:space="preserve">小黑在寵物美容院進行換毛護理。</w:t>
-            </w:r>
-          </w:p>
-        </w:tc>
-        <w:tc>
-          <w:tcPr>
-            <w:tcMar>
-              <w:top w:type="dxa" w:w="80"/>
-              <w:left w:type="dxa" w:w="120"/>
-              <w:bottom w:type="dxa" w:w="80"/>
-              <w:right w:type="dxa" w:w="120"/>
-            </w:tcMar>
-            <w:vAlign w:val="center"/>
-          </w:tcPr>
-          <w:p>
-            <w:pPr>
-              <w:pStyle w:val="MdTableCell"/>
-            </w:pPr>
-            <w:r>
-              <w:t xml:space="preserve">小黑在寵物美容院被梳毛的舒適表情。</w:t>
+              <w:t xml:space="preserve">默默在寵物美容院進行換毛護理。</w:t>
+            </w:r>
+          </w:p>
+        </w:tc>
+        <w:tc>
+          <w:tcPr>
+            <w:tcMar>
+              <w:top w:type="dxa" w:w="80"/>
+              <w:left w:type="dxa" w:w="120"/>
+              <w:bottom w:type="dxa" w:w="80"/>
+              <w:right w:type="dxa" w:w="120"/>
+            </w:tcMar>
+            <w:vAlign w:val="center"/>
+          </w:tcPr>
+          <w:p>
+            <w:pPr>
+              <w:pStyle w:val="MdTableCell"/>
+            </w:pPr>
+            <w:r>
+              <w:t xml:space="preserve">默默在寵物美容院被梳毛的舒適表情。</w:t>
             </w:r>
           </w:p>
         </w:tc>
@@ -1673,26 +1673,26 @@
               <w:pStyle w:val="MdTableCell"/>
             </w:pPr>
             <w:r>
-              <w:t xml:space="preserve">小黑在家中廚房等待自製鮮食。</w:t>
-            </w:r>
-          </w:p>
-        </w:tc>
-        <w:tc>
-          <w:tcPr>
-            <w:tcMar>
-              <w:top w:type="dxa" w:w="80"/>
-              <w:left w:type="dxa" w:w="120"/>
-              <w:bottom w:type="dxa" w:w="80"/>
-              <w:right w:type="dxa" w:w="120"/>
-            </w:tcMar>
-            <w:vAlign w:val="center"/>
-          </w:tcPr>
-          <w:p>
-            <w:pPr>
-              <w:pStyle w:val="MdTableCell"/>
-            </w:pPr>
-            <w:r>
-              <w:t xml:space="preserve">鮮食製作過程與小黑在廚房品嚐照。</w:t>
+              <w:t xml:space="preserve">默默在家中廚房等待自製鮮食。</w:t>
+            </w:r>
+          </w:p>
+        </w:tc>
+        <w:tc>
+          <w:tcPr>
+            <w:tcMar>
+              <w:top w:type="dxa" w:w="80"/>
+              <w:left w:type="dxa" w:w="120"/>
+              <w:bottom w:type="dxa" w:w="80"/>
+              <w:right w:type="dxa" w:w="120"/>
+            </w:tcMar>
+            <w:vAlign w:val="center"/>
+          </w:tcPr>
+          <w:p>
+            <w:pPr>
+              <w:pStyle w:val="MdTableCell"/>
+            </w:pPr>
+            <w:r>
+              <w:t xml:space="preserve">鮮食製作過程與默默在廚房品嚐照。</w:t>
             </w:r>
           </w:p>
         </w:tc>
@@ -1804,26 +1804,26 @@
               <w:pStyle w:val="MdTableCell"/>
             </w:pPr>
             <w:r>
-              <w:t xml:space="preserve">小黑在社區公園舉辦猜謎活動。</w:t>
-            </w:r>
-          </w:p>
-        </w:tc>
-        <w:tc>
-          <w:tcPr>
-            <w:tcMar>
-              <w:top w:type="dxa" w:w="80"/>
-              <w:left w:type="dxa" w:w="120"/>
-              <w:bottom w:type="dxa" w:w="80"/>
-              <w:right w:type="dxa" w:w="120"/>
-            </w:tcMar>
-            <w:vAlign w:val="center"/>
-          </w:tcPr>
-          <w:p>
-            <w:pPr>
-              <w:pStyle w:val="MdTableCell"/>
-            </w:pPr>
-            <w:r>
-              <w:t xml:space="preserve">小黑在社區公園的全身照。</w:t>
+              <w:t xml:space="preserve">默默在社區公園舉辦猜謎活動。</w:t>
+            </w:r>
+          </w:p>
+        </w:tc>
+        <w:tc>
+          <w:tcPr>
+            <w:tcMar>
+              <w:top w:type="dxa" w:w="80"/>
+              <w:left w:type="dxa" w:w="120"/>
+              <w:bottom w:type="dxa" w:w="80"/>
+              <w:right w:type="dxa" w:w="120"/>
+            </w:tcMar>
+            <w:vAlign w:val="center"/>
+          </w:tcPr>
+          <w:p>
+            <w:pPr>
+              <w:pStyle w:val="MdTableCell"/>
+            </w:pPr>
+            <w:r>
+              <w:t xml:space="preserve">默默在社區公園的全身照。</w:t>
             </w:r>
           </w:p>
         </w:tc>
@@ -1935,26 +1935,26 @@
               <w:pStyle w:val="MdTableCell"/>
             </w:pPr>
             <w:r>
-              <w:t xml:space="preserve">小黑在自家窗邊享受午後陽光。</w:t>
-            </w:r>
-          </w:p>
-        </w:tc>
-        <w:tc>
-          <w:tcPr>
-            <w:tcMar>
-              <w:top w:type="dxa" w:w="80"/>
-              <w:left w:type="dxa" w:w="120"/>
-              <w:bottom w:type="dxa" w:w="80"/>
-              <w:right w:type="dxa" w:w="120"/>
-            </w:tcMar>
-            <w:vAlign w:val="center"/>
-          </w:tcPr>
-          <w:p>
-            <w:pPr>
-              <w:pStyle w:val="MdTableCell"/>
-            </w:pPr>
-            <w:r>
-              <w:t xml:space="preserve">小黑在窗邊曬太陽的靜態照。</w:t>
+              <w:t xml:space="preserve">默默在自家窗邊享受午後陽光。</w:t>
+            </w:r>
+          </w:p>
+        </w:tc>
+        <w:tc>
+          <w:tcPr>
+            <w:tcMar>
+              <w:top w:type="dxa" w:w="80"/>
+              <w:left w:type="dxa" w:w="120"/>
+              <w:bottom w:type="dxa" w:w="80"/>
+              <w:right w:type="dxa" w:w="120"/>
+            </w:tcMar>
+            <w:vAlign w:val="center"/>
+          </w:tcPr>
+          <w:p>
+            <w:pPr>
+              <w:pStyle w:val="MdTableCell"/>
+            </w:pPr>
+            <w:r>
+              <w:t xml:space="preserve">默默在窗邊曬太陽的靜態照。</w:t>
             </w:r>
           </w:p>
         </w:tc>
@@ -2066,26 +2066,26 @@
               <w:pStyle w:val="MdTableCell"/>
             </w:pPr>
             <w:r>
-              <w:t xml:space="preserve">小黑在陽明山林間探索，享受大自然。</w:t>
-            </w:r>
-          </w:p>
-        </w:tc>
-        <w:tc>
-          <w:tcPr>
-            <w:tcMar>
-              <w:top w:type="dxa" w:w="80"/>
-              <w:left w:type="dxa" w:w="120"/>
-              <w:bottom w:type="dxa" w:w="80"/>
-              <w:right w:type="dxa" w:w="120"/>
-            </w:tcMar>
-            <w:vAlign w:val="center"/>
-          </w:tcPr>
-          <w:p>
-            <w:pPr>
-              <w:pStyle w:val="MdTableCell"/>
-            </w:pPr>
-            <w:r>
-              <w:t xml:space="preserve">小黑在陽明山林間小徑奔跑的影片。</w:t>
+              <w:t xml:space="preserve">默默在陽明山林間探索，享受大自然。</w:t>
+            </w:r>
+          </w:p>
+        </w:tc>
+        <w:tc>
+          <w:tcPr>
+            <w:tcMar>
+              <w:top w:type="dxa" w:w="80"/>
+              <w:left w:type="dxa" w:w="120"/>
+              <w:bottom w:type="dxa" w:w="80"/>
+              <w:right w:type="dxa" w:w="120"/>
+            </w:tcMar>
+            <w:vAlign w:val="center"/>
+          </w:tcPr>
+          <w:p>
+            <w:pPr>
+              <w:pStyle w:val="MdTableCell"/>
+            </w:pPr>
+            <w:r>
+              <w:t xml:space="preserve">默默在陽明山林間小徑奔跑的影片。</w:t>
             </w:r>
           </w:p>
         </w:tc>
@@ -2197,26 +2197,26 @@
               <w:pStyle w:val="MdTableCell"/>
             </w:pPr>
             <w:r>
-              <w:t xml:space="preserve">小黑在家中浴室洗澡後的「濕身」萌照。</w:t>
-            </w:r>
-          </w:p>
-        </w:tc>
-        <w:tc>
-          <w:tcPr>
-            <w:tcMar>
-              <w:top w:type="dxa" w:w="80"/>
-              <w:left w:type="dxa" w:w="120"/>
-              <w:bottom w:type="dxa" w:w="80"/>
-              <w:right w:type="dxa" w:w="120"/>
-            </w:tcMar>
-            <w:vAlign w:val="center"/>
-          </w:tcPr>
-          <w:p>
-            <w:pPr>
-              <w:pStyle w:val="MdTableCell"/>
-            </w:pPr>
-            <w:r>
-              <w:t xml:space="preserve">小黑在家中浴室洗完澡後抖水的可愛瞬間。</w:t>
+              <w:t xml:space="preserve">默默在家中浴室洗澡後的「濕身」萌照。</w:t>
+            </w:r>
+          </w:p>
+        </w:tc>
+        <w:tc>
+          <w:tcPr>
+            <w:tcMar>
+              <w:top w:type="dxa" w:w="80"/>
+              <w:left w:type="dxa" w:w="120"/>
+              <w:bottom w:type="dxa" w:w="80"/>
+              <w:right w:type="dxa" w:w="120"/>
+            </w:tcMar>
+            <w:vAlign w:val="center"/>
+          </w:tcPr>
+          <w:p>
+            <w:pPr>
+              <w:pStyle w:val="MdTableCell"/>
+            </w:pPr>
+            <w:r>
+              <w:t xml:space="preserve">默默在家中浴室洗完澡後抖水的可愛瞬間。</w:t>
             </w:r>
           </w:p>
         </w:tc>
@@ -2328,26 +2328,26 @@
               <w:pStyle w:val="MdTableCell"/>
             </w:pPr>
             <w:r>
-              <w:t xml:space="preserve">小黑在寵物用品店挑選玩具。</w:t>
-            </w:r>
-          </w:p>
-        </w:tc>
-        <w:tc>
-          <w:tcPr>
-            <w:tcMar>
-              <w:top w:type="dxa" w:w="80"/>
-              <w:left w:type="dxa" w:w="120"/>
-              <w:bottom w:type="dxa" w:w="80"/>
-              <w:right w:type="dxa" w:w="120"/>
-            </w:tcMar>
-            <w:vAlign w:val="center"/>
-          </w:tcPr>
-          <w:p>
-            <w:pPr>
-              <w:pStyle w:val="MdTableCell"/>
-            </w:pPr>
-            <w:r>
-              <w:t xml:space="preserve">小黑在寵物用品店玩玩具的特寫。</w:t>
+              <w:t xml:space="preserve">默默在寵物用品店挑選玩具。</w:t>
+            </w:r>
+          </w:p>
+        </w:tc>
+        <w:tc>
+          <w:tcPr>
+            <w:tcMar>
+              <w:top w:type="dxa" w:w="80"/>
+              <w:left w:type="dxa" w:w="120"/>
+              <w:bottom w:type="dxa" w:w="80"/>
+              <w:right w:type="dxa" w:w="120"/>
+            </w:tcMar>
+            <w:vAlign w:val="center"/>
+          </w:tcPr>
+          <w:p>
+            <w:pPr>
+              <w:pStyle w:val="MdTableCell"/>
+            </w:pPr>
+            <w:r>
+              <w:t xml:space="preserve">默默在寵物用品店玩玩具的特寫。</w:t>
             </w:r>
           </w:p>
         </w:tc>
@@ -2459,26 +2459,26 @@
               <w:pStyle w:val="MdTableCell"/>
             </w:pPr>
             <w:r>
-              <w:t xml:space="preserve">小黑在超市寵物區推薦健康零食。</w:t>
-            </w:r>
-          </w:p>
-        </w:tc>
-        <w:tc>
-          <w:tcPr>
-            <w:tcMar>
-              <w:top w:type="dxa" w:w="80"/>
-              <w:left w:type="dxa" w:w="120"/>
-              <w:bottom w:type="dxa" w:w="80"/>
-              <w:right w:type="dxa" w:w="120"/>
-            </w:tcMar>
-            <w:vAlign w:val="center"/>
-          </w:tcPr>
-          <w:p>
-            <w:pPr>
-              <w:pStyle w:val="MdTableCell"/>
-            </w:pPr>
-            <w:r>
-              <w:t xml:space="preserve">小黑在超市寵物區與零食的合照。</w:t>
+              <w:t xml:space="preserve">默默在超市寵物區推薦健康零食。</w:t>
+            </w:r>
+          </w:p>
+        </w:tc>
+        <w:tc>
+          <w:tcPr>
+            <w:tcMar>
+              <w:top w:type="dxa" w:w="80"/>
+              <w:left w:type="dxa" w:w="120"/>
+              <w:bottom w:type="dxa" w:w="80"/>
+              <w:right w:type="dxa" w:w="120"/>
+            </w:tcMar>
+            <w:vAlign w:val="center"/>
+          </w:tcPr>
+          <w:p>
+            <w:pPr>
+              <w:pStyle w:val="MdTableCell"/>
+            </w:pPr>
+            <w:r>
+              <w:t xml:space="preserve">默默在超市寵物區與零食的合照。</w:t>
             </w:r>
           </w:p>
         </w:tc>
@@ -2590,26 +2590,26 @@
               <w:pStyle w:val="MdTableCell"/>
             </w:pPr>
             <w:r>
-              <w:t xml:space="preserve">小黑在自家後院邀請粉絲分享萌照。</w:t>
-            </w:r>
-          </w:p>
-        </w:tc>
-        <w:tc>
-          <w:tcPr>
-            <w:tcMar>
-              <w:top w:type="dxa" w:w="80"/>
-              <w:left w:type="dxa" w:w="120"/>
-              <w:bottom w:type="dxa" w:w="80"/>
-              <w:right w:type="dxa" w:w="120"/>
-            </w:tcMar>
-            <w:vAlign w:val="center"/>
-          </w:tcPr>
-          <w:p>
-            <w:pPr>
-              <w:pStyle w:val="MdTableCell"/>
-            </w:pPr>
-            <w:r>
-              <w:t xml:space="preserve">小黑在自家後院的各種萌照。</w:t>
+              <w:t xml:space="preserve">默默在自家後院邀請粉絲分享萌照。</w:t>
+            </w:r>
+          </w:p>
+        </w:tc>
+        <w:tc>
+          <w:tcPr>
+            <w:tcMar>
+              <w:top w:type="dxa" w:w="80"/>
+              <w:left w:type="dxa" w:w="120"/>
+              <w:bottom w:type="dxa" w:w="80"/>
+              <w:right w:type="dxa" w:w="120"/>
+            </w:tcMar>
+            <w:vAlign w:val="center"/>
+          </w:tcPr>
+          <w:p>
+            <w:pPr>
+              <w:pStyle w:val="MdTableCell"/>
+            </w:pPr>
+            <w:r>
+              <w:t xml:space="preserve">默默在自家後院的各種萌照。</w:t>
             </w:r>
           </w:p>
         </w:tc>
@@ -2721,26 +2721,26 @@
               <w:pStyle w:val="MdTableCell"/>
             </w:pPr>
             <w:r>
-              <w:t xml:space="preserve">小黑在寵物聚會中與其他動物朋友互動。</w:t>
-            </w:r>
-          </w:p>
-        </w:tc>
-        <w:tc>
-          <w:tcPr>
-            <w:tcMar>
-              <w:top w:type="dxa" w:w="80"/>
-              <w:left w:type="dxa" w:w="120"/>
-              <w:bottom w:type="dxa" w:w="80"/>
-              <w:right w:type="dxa" w:w="120"/>
-            </w:tcMar>
-            <w:vAlign w:val="center"/>
-          </w:tcPr>
-          <w:p>
-            <w:pPr>
-              <w:pStyle w:val="MdTableCell"/>
-            </w:pPr>
-            <w:r>
-              <w:t xml:space="preserve">小黑在寵物聚會中與其他寵物玩耍的合照。</w:t>
+              <w:t xml:space="preserve">默默在寵物聚會中與其他動物朋友互動。</w:t>
+            </w:r>
+          </w:p>
+        </w:tc>
+        <w:tc>
+          <w:tcPr>
+            <w:tcMar>
+              <w:top w:type="dxa" w:w="80"/>
+              <w:left w:type="dxa" w:w="120"/>
+              <w:bottom w:type="dxa" w:w="80"/>
+              <w:right w:type="dxa" w:w="120"/>
+            </w:tcMar>
+            <w:vAlign w:val="center"/>
+          </w:tcPr>
+          <w:p>
+            <w:pPr>
+              <w:pStyle w:val="MdTableCell"/>
+            </w:pPr>
+            <w:r>
+              <w:t xml:space="preserve">默默在寵物聚會中與其他寵物玩耍的合照。</w:t>
             </w:r>
           </w:p>
         </w:tc>
@@ -2852,26 +2852,26 @@
               <w:pStyle w:val="MdTableCell"/>
             </w:pPr>
             <w:r>
-              <w:t xml:space="preserve">小黑在合歡山雪地裡興奮奔跑。</w:t>
-            </w:r>
-          </w:p>
-        </w:tc>
-        <w:tc>
-          <w:tcPr>
-            <w:tcMar>
-              <w:top w:type="dxa" w:w="80"/>
-              <w:left w:type="dxa" w:w="120"/>
-              <w:bottom w:type="dxa" w:w="80"/>
-              <w:right w:type="dxa" w:w="120"/>
-            </w:tcMar>
-            <w:vAlign w:val="center"/>
-          </w:tcPr>
-          <w:p>
-            <w:pPr>
-              <w:pStyle w:val="MdTableCell"/>
-            </w:pPr>
-            <w:r>
-              <w:t xml:space="preserve">小黑在合歡山雪地裡興奮奔跑的影片。</w:t>
+              <w:t xml:space="preserve">默默在合歡山雪地裡興奮奔跑。</w:t>
+            </w:r>
+          </w:p>
+        </w:tc>
+        <w:tc>
+          <w:tcPr>
+            <w:tcMar>
+              <w:top w:type="dxa" w:w="80"/>
+              <w:left w:type="dxa" w:w="120"/>
+              <w:bottom w:type="dxa" w:w="80"/>
+              <w:right w:type="dxa" w:w="120"/>
+            </w:tcMar>
+            <w:vAlign w:val="center"/>
+          </w:tcPr>
+          <w:p>
+            <w:pPr>
+              <w:pStyle w:val="MdTableCell"/>
+            </w:pPr>
+            <w:r>
+              <w:t xml:space="preserve">默默在合歡山雪地裡興奮奔跑的影片。</w:t>
             </w:r>
           </w:p>
         </w:tc>
@@ -2983,26 +2983,26 @@
               <w:pStyle w:val="MdTableCell"/>
             </w:pPr>
             <w:r>
-              <w:t xml:space="preserve">小黑在家中客廳模仿人類動作。</w:t>
-            </w:r>
-          </w:p>
-        </w:tc>
-        <w:tc>
-          <w:tcPr>
-            <w:tcMar>
-              <w:top w:type="dxa" w:w="80"/>
-              <w:left w:type="dxa" w:w="120"/>
-              <w:bottom w:type="dxa" w:w="80"/>
-              <w:right w:type="dxa" w:w="120"/>
-            </w:tcMar>
-            <w:vAlign w:val="center"/>
-          </w:tcPr>
-          <w:p>
-            <w:pPr>
-              <w:pStyle w:val="MdTableCell"/>
-            </w:pPr>
-            <w:r>
-              <w:t xml:space="preserve">小黑在家中客廳學人坐、學人躺的趣味影片。</w:t>
+              <w:t xml:space="preserve">默默在家中客廳模仿人類動作。</w:t>
+            </w:r>
+          </w:p>
+        </w:tc>
+        <w:tc>
+          <w:tcPr>
+            <w:tcMar>
+              <w:top w:type="dxa" w:w="80"/>
+              <w:left w:type="dxa" w:w="120"/>
+              <w:bottom w:type="dxa" w:w="80"/>
+              <w:right w:type="dxa" w:w="120"/>
+            </w:tcMar>
+            <w:vAlign w:val="center"/>
+          </w:tcPr>
+          <w:p>
+            <w:pPr>
+              <w:pStyle w:val="MdTableCell"/>
+            </w:pPr>
+            <w:r>
+              <w:t xml:space="preserve">默默在家中客廳學人坐、學人躺的趣味影片。</w:t>
             </w:r>
           </w:p>
         </w:tc>
@@ -3114,26 +3114,26 @@
               <w:pStyle w:val="MdTableCell"/>
             </w:pPr>
             <w:r>
-              <w:t xml:space="preserve">小黑在獸醫院進行健康檢查，探討寵物情緒。</w:t>
-            </w:r>
-          </w:p>
-        </w:tc>
-        <w:tc>
-          <w:tcPr>
-            <w:tcMar>
-              <w:top w:type="dxa" w:w="80"/>
-              <w:left w:type="dxa" w:w="120"/>
-              <w:bottom w:type="dxa" w:w="80"/>
-              <w:right w:type="dxa" w:w="120"/>
-            </w:tcMar>
-            <w:vAlign w:val="center"/>
-          </w:tcPr>
-          <w:p>
-            <w:pPr>
-              <w:pStyle w:val="MdTableCell"/>
-            </w:pPr>
-            <w:r>
-              <w:t xml:space="preserve">小黑在獸醫院表情豐富的組圖。</w:t>
+              <w:t xml:space="preserve">默默在獸醫院進行健康檢查，探討寵物情緒。</w:t>
+            </w:r>
+          </w:p>
+        </w:tc>
+        <w:tc>
+          <w:tcPr>
+            <w:tcMar>
+              <w:top w:type="dxa" w:w="80"/>
+              <w:left w:type="dxa" w:w="120"/>
+              <w:bottom w:type="dxa" w:w="80"/>
+              <w:right w:type="dxa" w:w="120"/>
+            </w:tcMar>
+            <w:vAlign w:val="center"/>
+          </w:tcPr>
+          <w:p>
+            <w:pPr>
+              <w:pStyle w:val="MdTableCell"/>
+            </w:pPr>
+            <w:r>
+              <w:t xml:space="preserve">默默在獸醫院表情豐富的組圖。</w:t>
             </w:r>
           </w:p>
         </w:tc>
@@ -3245,26 +3245,26 @@
               <w:pStyle w:val="MdTableCell"/>
             </w:pPr>
             <w:r>
-              <w:t xml:space="preserve">小黑在台北寵物友善餐廳用餐。</w:t>
-            </w:r>
-          </w:p>
-        </w:tc>
-        <w:tc>
-          <w:tcPr>
-            <w:tcMar>
-              <w:top w:type="dxa" w:w="80"/>
-              <w:left w:type="dxa" w:w="120"/>
-              <w:bottom w:type="dxa" w:w="80"/>
-              <w:right w:type="dxa" w:w="120"/>
-            </w:tcMar>
-            <w:vAlign w:val="center"/>
-          </w:tcPr>
-          <w:p>
-            <w:pPr>
-              <w:pStyle w:val="MdTableCell"/>
-            </w:pPr>
-            <w:r>
-              <w:t xml:space="preserve">小黑在台北寵物友善餐廳乖巧等待的畫面。</w:t>
+              <w:t xml:space="preserve">默默在台北寵物友善餐廳用餐。</w:t>
+            </w:r>
+          </w:p>
+        </w:tc>
+        <w:tc>
+          <w:tcPr>
+            <w:tcMar>
+              <w:top w:type="dxa" w:w="80"/>
+              <w:left w:type="dxa" w:w="120"/>
+              <w:bottom w:type="dxa" w:w="80"/>
+              <w:right w:type="dxa" w:w="120"/>
+            </w:tcMar>
+            <w:vAlign w:val="center"/>
+          </w:tcPr>
+          <w:p>
+            <w:pPr>
+              <w:pStyle w:val="MdTableCell"/>
+            </w:pPr>
+            <w:r>
+              <w:t xml:space="preserve">默默在台北寵物友善餐廳乖巧等待的畫面。</w:t>
             </w:r>
           </w:p>
         </w:tc>
@@ -3376,26 +3376,26 @@
               <w:pStyle w:val="MdTableCell"/>
             </w:pPr>
             <w:r>
-              <w:t xml:space="preserve">小黑在寵物展發起投票。</w:t>
-            </w:r>
-          </w:p>
-        </w:tc>
-        <w:tc>
-          <w:tcPr>
-            <w:tcMar>
-              <w:top w:type="dxa" w:w="80"/>
-              <w:left w:type="dxa" w:w="120"/>
-              <w:bottom w:type="dxa" w:w="80"/>
-              <w:right w:type="dxa" w:w="120"/>
-            </w:tcMar>
-            <w:vAlign w:val="center"/>
-          </w:tcPr>
-          <w:p>
-            <w:pPr>
-              <w:pStyle w:val="MdTableCell"/>
-            </w:pPr>
-            <w:r>
-              <w:t xml:space="preserve">小黑在寵物展的可愛照片。</w:t>
+              <w:t xml:space="preserve">默默在寵物展發起投票。</w:t>
+            </w:r>
+          </w:p>
+        </w:tc>
+        <w:tc>
+          <w:tcPr>
+            <w:tcMar>
+              <w:top w:type="dxa" w:w="80"/>
+              <w:left w:type="dxa" w:w="120"/>
+              <w:bottom w:type="dxa" w:w="80"/>
+              <w:right w:type="dxa" w:w="120"/>
+            </w:tcMar>
+            <w:vAlign w:val="center"/>
+          </w:tcPr>
+          <w:p>
+            <w:pPr>
+              <w:pStyle w:val="MdTableCell"/>
+            </w:pPr>
+            <w:r>
+              <w:t xml:space="preserve">默默在寵物展的可愛照片。</w:t>
             </w:r>
           </w:p>
         </w:tc>
@@ -3507,26 +3507,26 @@
               <w:pStyle w:val="MdTableCell"/>
             </w:pPr>
             <w:r>
-              <w:t xml:space="preserve">小黑在溫馨的臥室，睡前依偎在主人腳邊。</w:t>
-            </w:r>
-          </w:p>
-        </w:tc>
-        <w:tc>
-          <w:tcPr>
-            <w:tcMar>
-              <w:top w:type="dxa" w:w="80"/>
-              <w:left w:type="dxa" w:w="120"/>
-              <w:bottom w:type="dxa" w:w="80"/>
-              <w:right w:type="dxa" w:w="120"/>
-            </w:tcMar>
-            <w:vAlign w:val="center"/>
-          </w:tcPr>
-          <w:p>
-            <w:pPr>
-              <w:pStyle w:val="MdTableCell"/>
-            </w:pPr>
-            <w:r>
-              <w:t xml:space="preserve">小黑在臥室安靜地睡在主人身邊。</w:t>
+              <w:t xml:space="preserve">默默在溫馨的臥室，睡前依偎在主人腳邊。</w:t>
+            </w:r>
+          </w:p>
+        </w:tc>
+        <w:tc>
+          <w:tcPr>
+            <w:tcMar>
+              <w:top w:type="dxa" w:w="80"/>
+              <w:left w:type="dxa" w:w="120"/>
+              <w:bottom w:type="dxa" w:w="80"/>
+              <w:right w:type="dxa" w:w="120"/>
+            </w:tcMar>
+            <w:vAlign w:val="center"/>
+          </w:tcPr>
+          <w:p>
+            <w:pPr>
+              <w:pStyle w:val="MdTableCell"/>
+            </w:pPr>
+            <w:r>
+              <w:t xml:space="preserve">默默在臥室安靜地睡在主人身邊。</w:t>
             </w:r>
           </w:p>
         </w:tc>
@@ -3638,26 +3638,26 @@
               <w:pStyle w:val="MdTableCell"/>
             </w:pPr>
             <w:r>
-              <w:t xml:space="preserve">小黑在日月潭湖邊戲水。</w:t>
-            </w:r>
-          </w:p>
-        </w:tc>
-        <w:tc>
-          <w:tcPr>
-            <w:tcMar>
-              <w:top w:type="dxa" w:w="80"/>
-              <w:left w:type="dxa" w:w="120"/>
-              <w:bottom w:type="dxa" w:w="80"/>
-              <w:right w:type="dxa" w:w="120"/>
-            </w:tcMar>
-            <w:vAlign w:val="center"/>
-          </w:tcPr>
-          <w:p>
-            <w:pPr>
-              <w:pStyle w:val="MdTableCell"/>
-            </w:pPr>
-            <w:r>
-              <w:t xml:space="preserve">小黑在日月潭湖邊水中玩耍的影片。</w:t>
+              <w:t xml:space="preserve">默默在日月潭湖邊戲水。</w:t>
+            </w:r>
+          </w:p>
+        </w:tc>
+        <w:tc>
+          <w:tcPr>
+            <w:tcMar>
+              <w:top w:type="dxa" w:w="80"/>
+              <w:left w:type="dxa" w:w="120"/>
+              <w:bottom w:type="dxa" w:w="80"/>
+              <w:right w:type="dxa" w:w="120"/>
+            </w:tcMar>
+            <w:vAlign w:val="center"/>
+          </w:tcPr>
+          <w:p>
+            <w:pPr>
+              <w:pStyle w:val="MdTableCell"/>
+            </w:pPr>
+            <w:r>
+              <w:t xml:space="preserve">默默在日月潭湖邊水中玩耍的影片。</w:t>
             </w:r>
           </w:p>
         </w:tc>
@@ -3769,26 +3769,26 @@
               <w:pStyle w:val="MdTableCell"/>
             </w:pPr>
             <w:r>
-              <w:t xml:space="preserve">小黑在溫暖的床上賴床。</w:t>
-            </w:r>
-          </w:p>
-        </w:tc>
-        <w:tc>
-          <w:tcPr>
-            <w:tcMar>
-              <w:top w:type="dxa" w:w="80"/>
-              <w:left w:type="dxa" w:w="120"/>
-              <w:bottom w:type="dxa" w:w="80"/>
-              <w:right w:type="dxa" w:w="120"/>
-            </w:tcMar>
-            <w:vAlign w:val="center"/>
-          </w:tcPr>
-          <w:p>
-            <w:pPr>
-              <w:pStyle w:val="MdTableCell"/>
-            </w:pPr>
-            <w:r>
-              <w:t xml:space="preserve">小黑在床上不情願起床的可愛影片。</w:t>
+              <w:t xml:space="preserve">默默在溫暖的床上賴床。</w:t>
+            </w:r>
+          </w:p>
+        </w:tc>
+        <w:tc>
+          <w:tcPr>
+            <w:tcMar>
+              <w:top w:type="dxa" w:w="80"/>
+              <w:left w:type="dxa" w:w="120"/>
+              <w:bottom w:type="dxa" w:w="80"/>
+              <w:right w:type="dxa" w:w="120"/>
+            </w:tcMar>
+            <w:vAlign w:val="center"/>
+          </w:tcPr>
+          <w:p>
+            <w:pPr>
+              <w:pStyle w:val="MdTableCell"/>
+            </w:pPr>
+            <w:r>
+              <w:t xml:space="preserve">默默在床上不情願起床的可愛影片。</w:t>
             </w:r>
           </w:p>
         </w:tc>
@@ -3900,26 +3900,26 @@
               <w:pStyle w:val="MdTableCell"/>
             </w:pPr>
             <w:r>
-              <w:t xml:space="preserve">小黑在寵物醫院，介紹寵物急救知識。</w:t>
-            </w:r>
-          </w:p>
-        </w:tc>
-        <w:tc>
-          <w:tcPr>
-            <w:tcMar>
-              <w:top w:type="dxa" w:w="80"/>
-              <w:left w:type="dxa" w:w="120"/>
-              <w:bottom w:type="dxa" w:w="80"/>
-              <w:right w:type="dxa" w:w="120"/>
-            </w:tcMar>
-            <w:vAlign w:val="center"/>
-          </w:tcPr>
-          <w:p>
-            <w:pPr>
-              <w:pStyle w:val="MdTableCell"/>
-            </w:pPr>
-            <w:r>
-              <w:t xml:space="preserve">小黑在寵物醫院的嚴肅表情搭配急救資訊圖。</w:t>
+              <w:t xml:space="preserve">默默在寵物醫院，介紹寵物急救知識。</w:t>
+            </w:r>
+          </w:p>
+        </w:tc>
+        <w:tc>
+          <w:tcPr>
+            <w:tcMar>
+              <w:top w:type="dxa" w:w="80"/>
+              <w:left w:type="dxa" w:w="120"/>
+              <w:bottom w:type="dxa" w:w="80"/>
+              <w:right w:type="dxa" w:w="120"/>
+            </w:tcMar>
+            <w:vAlign w:val="center"/>
+          </w:tcPr>
+          <w:p>
+            <w:pPr>
+              <w:pStyle w:val="MdTableCell"/>
+            </w:pPr>
+            <w:r>
+              <w:t xml:space="preserve">默默在寵物醫院的嚴肅表情搭配急救資訊圖。</w:t>
             </w:r>
           </w:p>
         </w:tc>
@@ -4031,26 +4031,26 @@
               <w:pStyle w:val="MdTableCell"/>
             </w:pPr>
             <w:r>
-              <w:t xml:space="preserve">小黑在家中慶祝生日，享用寵物蛋糕。</w:t>
-            </w:r>
-          </w:p>
-        </w:tc>
-        <w:tc>
-          <w:tcPr>
-            <w:tcMar>
-              <w:top w:type="dxa" w:w="80"/>
-              <w:left w:type="dxa" w:w="120"/>
-              <w:bottom w:type="dxa" w:w="80"/>
-              <w:right w:type="dxa" w:w="120"/>
-            </w:tcMar>
-            <w:vAlign w:val="center"/>
-          </w:tcPr>
-          <w:p>
-            <w:pPr>
-              <w:pStyle w:val="MdTableCell"/>
-            </w:pPr>
-            <w:r>
-              <w:t xml:space="preserve">小黑在家中戴生日帽吃蛋糕的可愛照。</w:t>
+              <w:t xml:space="preserve">默默在家中慶祝生日，享用寵物蛋糕。</w:t>
+            </w:r>
+          </w:p>
+        </w:tc>
+        <w:tc>
+          <w:tcPr>
+            <w:tcMar>
+              <w:top w:type="dxa" w:w="80"/>
+              <w:left w:type="dxa" w:w="120"/>
+              <w:bottom w:type="dxa" w:w="80"/>
+              <w:right w:type="dxa" w:w="120"/>
+            </w:tcMar>
+            <w:vAlign w:val="center"/>
+          </w:tcPr>
+          <w:p>
+            <w:pPr>
+              <w:pStyle w:val="MdTableCell"/>
+            </w:pPr>
+            <w:r>
+              <w:t xml:space="preserve">默默在家中戴生日帽吃蛋糕的可愛照。</w:t>
             </w:r>
           </w:p>
         </w:tc>
@@ -4169,7 +4169,7 @@
               <w:pStyle w:val="MdTableCell"/>
             </w:pPr>
             <w:r>
-              <w:t xml:space="preserve">回顧這30天小黑在台灣各地的精彩瞬間。</w:t>
+              <w:t xml:space="preserve">回顧這30天默默在台灣各地的精彩瞬間。</w:t>
             </w:r>
           </w:p>
         </w:tc>
